--- a/初二练习册/教师版/秋08 第3讲声现象 练习册 教师版.docx
+++ b/初二练习册/教师版/秋08 第3讲声现象 练习册 教师版.docx
@@ -1621,9 +1621,6 @@
       <w:pPr>
         <w:pStyle w:val="1230"/>
         <w:ind w:left="588"/>
-        <w:rPr>
-          <w:rFonts w:hint="eastAsia"/>
-        </w:rPr>
       </w:pPr>
     </w:p>
     <w:p>
@@ -3149,9 +3146,6 @@
       <w:pPr>
         <w:pStyle w:val="1230"/>
         <w:ind w:left="588"/>
-        <w:rPr>
-          <w:rFonts w:hint="eastAsia"/>
-        </w:rPr>
       </w:pPr>
     </w:p>
     <w:p>
@@ -4523,9 +4517,6 @@
       <w:pPr>
         <w:pStyle w:val="1230"/>
         <w:ind w:left="588"/>
-        <w:rPr>
-          <w:rFonts w:hint="eastAsia"/>
-        </w:rPr>
       </w:pPr>
       <w:r>
         <w:rPr>
@@ -5247,9 +5238,6 @@
     <w:p>
       <w:pPr>
         <w:pStyle w:val="123"/>
-        <w:rPr>
-          <w:rFonts w:hint="eastAsia"/>
-        </w:rPr>
       </w:pPr>
       <w:r>
         <w:rPr>
